--- a/etapas/Modelo - Notificação Preliminar.docx
+++ b/etapas/Modelo - Notificação Preliminar.docx
@@ -45,9 +45,9 @@
                             <a:avLst/>
                             <a:gdLst>
                               <a:gd name="textAreaLeft" fmla="*/ 0 w 3331080"/>
-                              <a:gd name="textAreaRight" fmla="*/ 3332520 w 3331080"/>
+                              <a:gd name="textAreaRight" fmla="*/ 3332880 w 3331080"/>
                               <a:gd name="textAreaTop" fmla="*/ 0 h 93600"/>
-                              <a:gd name="textAreaBottom" fmla="*/ 95040 h 93600"/>
+                              <a:gd name="textAreaBottom" fmla="*/ 95400 h 93600"/>
                             </a:gdLst>
                             <a:ahLst/>
                             <a:rect l="textAreaLeft" t="textAreaTop" r="textAreaRight" b="textAreaBottom"/>
@@ -128,28 +128,28 @@
           <w:sz w:val="20"/>
         </w:rPr>
       </w:pPr>
-      <w:bookmarkStart w:id="0" w:name="NOTIFICAÇÃO_PRELIMINAR"/>
-      <w:bookmarkStart w:id="1" w:name="Fiscalização_de__Posturas"/>
-      <w:bookmarkStart w:id="2" w:name="Divinópolis-_MG_XX%2525252FXX%2525252F20"/>
-      <w:bookmarkStart w:id="3" w:name="Informações_do_Contribuinte"/>
-      <w:bookmarkStart w:id="4" w:name="CPF%2525252FCNPJ%2525253A_XXXXXXXXXXXXXX"/>
-      <w:bookmarkStart w:id="5" w:name="Contribuinte%2525253A_Cicrano_de_Tal_da_"/>
-      <w:bookmarkStart w:id="6" w:name="Informações_do_imóvel"/>
-      <w:bookmarkStart w:id="7" w:name="Inscrição%2525253A_XX.XXX.XXXX.XXXXX_Log"/>
-      <w:bookmarkStart w:id="8" w:name="Zona%2525253A_XXX_Quadra%2525253AXXXXX_L"/>
-      <w:bookmarkStart w:id="9" w:name="Verificamos_que_o_imóvel_de_sua_propried"/>
-      <w:bookmarkStart w:id="10" w:name="NOTIFICAÇÃO_PRELIMINAR_N°_XXXX"/>
-      <w:bookmarkStart w:id="11" w:name="Falta_de_limpeza_e_conservação_de_imóvel"/>
-      <w:bookmarkStart w:id="12" w:name="O_autuado_tem_o_prazo_de_até_15_DIAS_par"/>
-      <w:bookmarkStart w:id="13" w:name="Executar_o_serviço_de_limpeza_e_remoção_"/>
-      <w:bookmarkStart w:id="14" w:name="Proibido%2525253A_queimadas,_cortar_árvo"/>
-      <w:bookmarkStart w:id="15" w:name="O_NÃO_CUMPRIMENTO_da_presente_notificaçã"/>
-      <w:bookmarkStart w:id="16" w:name="Inexistência_de_cercamento%2525253A_infr"/>
-      <w:bookmarkStart w:id="17" w:name="O_autuado_tem_o_prazo_de_até_60_DIAS_par"/>
-      <w:bookmarkStart w:id="18" w:name="Executar_os_serviço_de_construção_de_mur"/>
-      <w:bookmarkStart w:id="19" w:name="Autorizado_pelo_artigo_1°,_§_2°,_da_Lei_"/>
-      <w:bookmarkStart w:id="20" w:name="Não_autorizado%2525253A_arames_lisos_e_f"/>
-      <w:bookmarkStart w:id="21" w:name="O_NÃO_CUMPRIMENTO_da_presente_notificaçã"/>
+      <w:bookmarkStart w:id="0" w:name="O_NÃO_CUMPRIMENTO_da_presente_notificaçã"/>
+      <w:bookmarkStart w:id="1" w:name="Não_autorizado%252525253A_arames_lisos_e"/>
+      <w:bookmarkStart w:id="2" w:name="Autorizado_pelo_artigo_1°,_§_2°,_da_Lei_"/>
+      <w:bookmarkStart w:id="3" w:name="Executar_os_serviço_de_construção_de_mur"/>
+      <w:bookmarkStart w:id="4" w:name="O_autuado_tem_o_prazo_de_até_60_DIAS_par"/>
+      <w:bookmarkStart w:id="5" w:name="Inexistência_de_cercamento%252525253A_in"/>
+      <w:bookmarkStart w:id="6" w:name="O_NÃO_CUMPRIMENTO_da_presente_notificaçã"/>
+      <w:bookmarkStart w:id="7" w:name="Proibido%252525253A_queimadas,_cortar_ár"/>
+      <w:bookmarkStart w:id="8" w:name="Executar_o_serviço_de_limpeza_e_remoção_"/>
+      <w:bookmarkStart w:id="9" w:name="O_autuado_tem_o_prazo_de_até_15_DIAS_par"/>
+      <w:bookmarkStart w:id="10" w:name="Falta_de_limpeza_e_conservação_de_imóvel"/>
+      <w:bookmarkStart w:id="11" w:name="NOTIFICAÇÃO_PRELIMINAR_N°_XXXX"/>
+      <w:bookmarkStart w:id="12" w:name="Verificamos_que_o_imóvel_de_sua_propried"/>
+      <w:bookmarkStart w:id="13" w:name="Zona%252525253A_XXX_Quadra%252525253AXXX"/>
+      <w:bookmarkStart w:id="14" w:name="Inscrição%252525253A_XX.XXX.XXXX.XXXXX_L"/>
+      <w:bookmarkStart w:id="15" w:name="Informações_do_imóvel"/>
+      <w:bookmarkStart w:id="16" w:name="Contribuinte%252525253A_Cicrano_de_Tal_d"/>
+      <w:bookmarkStart w:id="17" w:name="CPF%252525252FCNPJ%252525253A_XXXXXXXXXX"/>
+      <w:bookmarkStart w:id="18" w:name="Informações_do_Contribuinte"/>
+      <w:bookmarkStart w:id="19" w:name="Divinópolis-_MG_XX%252525252FXX%25252525"/>
+      <w:bookmarkStart w:id="20" w:name="Fiscalização_de__Posturas"/>
+      <w:bookmarkStart w:id="21" w:name="NOTIFICAÇÃO_PRELIMINAR"/>
       <w:bookmarkEnd w:id="0"/>
       <w:bookmarkEnd w:id="1"/>
       <w:bookmarkEnd w:id="2"/>
@@ -3655,7 +3655,7 @@
         <mc:AlternateContent>
           <mc:Choice Requires="wps">
             <w:drawing>
-              <wp:anchor behindDoc="1" distT="0" distB="1905" distL="0" distR="0" simplePos="0" locked="0" layoutInCell="0" allowOverlap="1" relativeHeight="4">
+              <wp:anchor behindDoc="1" distT="0" distB="2540" distL="0" distR="0" simplePos="0" locked="0" layoutInCell="0" allowOverlap="1" relativeHeight="4">
                 <wp:simplePos x="0" y="0"/>
                 <wp:positionH relativeFrom="page">
                   <wp:posOffset>2642235</wp:posOffset>
@@ -3680,9 +3680,9 @@
                           <a:avLst/>
                           <a:gdLst>
                             <a:gd name="textAreaLeft" fmla="*/ 0 w 1291680"/>
-                            <a:gd name="textAreaRight" fmla="*/ 1293120 w 1291680"/>
+                            <a:gd name="textAreaRight" fmla="*/ 1293480 w 1291680"/>
                             <a:gd name="textAreaTop" fmla="*/ 0 h 720"/>
-                            <a:gd name="textAreaBottom" fmla="*/ 3240 h 720"/>
+                            <a:gd name="textAreaBottom" fmla="*/ 4680 h 720"/>
                           </a:gdLst>
                           <a:ahLst/>
                           <a:rect l="textAreaLeft" t="textAreaTop" r="textAreaRight" b="textAreaBottom"/>
@@ -3742,14 +3742,7 @@
           <w:sz w:val="22"/>
           <w:szCs w:val="22"/>
         </w:rPr>
-        <w:t>[NOME]</w:t>
-      </w:r>
-      <w:r>
-        <w:rPr>
-          <w:sz w:val="22"/>
-          <w:szCs w:val="22"/>
-        </w:rPr>
-        <w:t xml:space="preserve"> </w:t>
+        <w:t xml:space="preserve">[NOME] </w:t>
       </w:r>
     </w:p>
     <w:p>
@@ -4073,9 +4066,9 @@
                             <a:avLst/>
                             <a:gdLst>
                               <a:gd name="textAreaLeft" fmla="*/ 0 w 3860280"/>
-                              <a:gd name="textAreaRight" fmla="*/ 3861720 w 3860280"/>
+                              <a:gd name="textAreaRight" fmla="*/ 3862080 w 3860280"/>
                               <a:gd name="textAreaTop" fmla="*/ 0 h 583920"/>
-                              <a:gd name="textAreaBottom" fmla="*/ 585360 h 583920"/>
+                              <a:gd name="textAreaBottom" fmla="*/ 585720 h 583920"/>
                             </a:gdLst>
                             <a:ahLst/>
                             <a:rect l="textAreaLeft" t="textAreaTop" r="textAreaRight" b="textAreaBottom"/>
@@ -4121,16 +4114,16 @@
                         <wps:cNvSpPr/>
                         <wps:spPr>
                           <a:xfrm>
-                            <a:off x="5265360" y="100800"/>
+                            <a:off x="5266080" y="100800"/>
                             <a:ext cx="720" cy="828000"/>
                           </a:xfrm>
                           <a:custGeom>
                             <a:avLst/>
                             <a:gdLst>
                               <a:gd name="textAreaLeft" fmla="*/ 0 w 360"/>
-                              <a:gd name="textAreaRight" fmla="*/ 5760 w 360"/>
+                              <a:gd name="textAreaRight" fmla="*/ 11520 w 360"/>
                               <a:gd name="textAreaTop" fmla="*/ 0 h 469440"/>
-                              <a:gd name="textAreaBottom" fmla="*/ 470880 h 469440"/>
+                              <a:gd name="textAreaBottom" fmla="*/ 471240 h 469440"/>
                             </a:gdLst>
                             <a:ahLst/>
                             <a:rect l="textAreaLeft" t="textAreaTop" r="textAreaRight" b="textAreaBottom"/>
@@ -4167,7 +4160,7 @@
                         <wps:spPr>
                           <a:xfrm>
                             <a:off x="65880" y="125640"/>
-                            <a:ext cx="1470600" cy="156960"/>
+                            <a:ext cx="1469880" cy="156240"/>
                           </a:xfrm>
                           <a:prstGeom prst="rect">
                             <a:avLst/>
@@ -4248,8 +4241,8 @@
                         <wps:cNvSpPr/>
                         <wps:spPr>
                           <a:xfrm>
-                            <a:off x="5391720" y="125640"/>
-                            <a:ext cx="948600" cy="585000"/>
+                            <a:off x="5392440" y="125640"/>
+                            <a:ext cx="947880" cy="585000"/>
                           </a:xfrm>
                           <a:prstGeom prst="rect">
                             <a:avLst/>
@@ -4366,7 +4359,7 @@
           <mc:Fallback>
             <w:pict>
               <v:group id="shape_0" alt="Group 6" style="position:absolute;margin-left:28.85pt;margin-top:6.6pt;width:536.15pt;height:81.1pt" coordorigin="577,132" coordsize="10723,1622">
-                <v:rect id="shape_0" ID="Textbox 3" path="m0,0l-2147483645,0l-2147483645,-2147483646l0,-2147483646xe" stroked="f" o:allowincell="f" style="position:absolute;left:681;top:330;width:2315;height:246;mso-wrap-style:square;v-text-anchor:top;mso-position-horizontal-relative:page">
+                <v:rect id="shape_0" ID="Textbox 3" path="m0,0l-2147483645,0l-2147483645,-2147483646l0,-2147483646xe" stroked="f" o:allowincell="f" style="position:absolute;left:681;top:330;width:2314;height:245;mso-wrap-style:square;v-text-anchor:top;mso-position-horizontal-relative:page">
                   <v:fill o:detectmouseclick="t" on="false"/>
                   <v:stroke color="#3465a4" joinstyle="round" endcap="flat"/>
                   <v:textbox>
@@ -4427,7 +4420,7 @@
                   </v:textbox>
                   <w10:wrap type="topAndBottom"/>
                 </v:rect>
-                <v:rect id="shape_0" ID="Textbox 4" path="m0,0l-2147483645,0l-2147483645,-2147483646l0,-2147483646xe" stroked="f" o:allowincell="f" style="position:absolute;left:9068;top:330;width:1493;height:920;mso-wrap-style:square;v-text-anchor:top;mso-position-horizontal-relative:page">
+                <v:rect id="shape_0" ID="Textbox 4" path="m0,0l-2147483645,0l-2147483645,-2147483646l0,-2147483646xe" stroked="f" o:allowincell="f" style="position:absolute;left:9069;top:330;width:1492;height:920;mso-wrap-style:square;v-text-anchor:top;mso-position-horizontal-relative:page">
                   <v:fill o:detectmouseclick="t" on="false"/>
                   <v:stroke color="#3465a4" joinstyle="round" endcap="flat"/>
                   <v:textbox>
